--- a/solutions/aws/ai/intelligent-document-processing/delivery/detailed-design.docx
+++ b/solutions/aws/ai/intelligent-document-processing/delivery/detailed-design.docx
@@ -187,7 +187,7 @@
           </w:tcPr>
           <w:p>
             <w:r>
-              <w:t>December 02, 2025</w:t>
+              <w:t>April 07, 2026</w:t>
             </w:r>
           </w:p>
         </w:tc>
